--- a/Edge Detection in Games.docx
+++ b/Edge Detection in Games.docx
@@ -1358,7 +1358,23 @@
           <w:sz w:val="24"/>
           <w:szCs w:val="24"/>
         </w:rPr>
-        <w:t>, and the gap becomes more clear at higher kernel sizes. This suggests that the Sobel operator is more computationally expensive in practice, as it requires calculating gradients in multiple directions and combining them to determine edge strength.</w:t>
+        <w:t xml:space="preserve">, and the gap becomes </w:t>
+      </w:r>
+      <w:proofErr w:type="gramStart"/>
+      <w:r>
+        <w:rPr>
+          <w:sz w:val="24"/>
+          <w:szCs w:val="24"/>
+        </w:rPr>
+        <w:t>more clear</w:t>
+      </w:r>
+      <w:proofErr w:type="gramEnd"/>
+      <w:r>
+        <w:rPr>
+          <w:sz w:val="24"/>
+          <w:szCs w:val="24"/>
+        </w:rPr>
+        <w:t xml:space="preserve"> at higher kernel sizes. This suggests that the Sobel operator is more computationally expensive in practice, as it requires calculating gradients in multiple directions and combining them to determine edge strength.</w:t>
       </w:r>
     </w:p>
     <w:p>
@@ -2723,7 +2739,27 @@
           <w:sz w:val="24"/>
           <w:szCs w:val="24"/>
         </w:rPr>
-        <w:t>Overall, Laplacian can be more efficient and scales better in terms of raw cost, but it needs larger kernels to become visually solid. Sobel is more expensive, but gives better-looking and more reliable edges at smaller configurations, which makes it the more practical choice when visual quality is the main goal.</w:t>
+        <w:t xml:space="preserve">Overall, Laplacian can be more efficient and scales better in terms of raw cost, but it needs larger kernels to become visually solid. Sobel is more </w:t>
+      </w:r>
+      <w:proofErr w:type="gramStart"/>
+      <w:r>
+        <w:rPr>
+          <w:rFonts w:ascii="Calibri" w:hAnsi="Calibri" w:cs="Calibri"/>
+          <w:kern w:val="0"/>
+          <w:sz w:val="24"/>
+          <w:szCs w:val="24"/>
+        </w:rPr>
+        <w:t>expensive, but</w:t>
+      </w:r>
+      <w:proofErr w:type="gramEnd"/>
+      <w:r>
+        <w:rPr>
+          <w:rFonts w:ascii="Calibri" w:hAnsi="Calibri" w:cs="Calibri"/>
+          <w:kern w:val="0"/>
+          <w:sz w:val="24"/>
+          <w:szCs w:val="24"/>
+        </w:rPr>
+        <w:t xml:space="preserve"> gives better-looking and more reliable edges at smaller configurations, which makes it the more practical choice when visual quality is the main goal.</w:t>
       </w:r>
     </w:p>
     <w:p>
@@ -2787,7 +2823,23 @@
           <w:sz w:val="24"/>
           <w:szCs w:val="24"/>
         </w:rPr>
-        <w:t>In addition, testing could be extended by including more kernel sizes and filter variations, or even comparing against other edge detection methods such as Prewitt or Canny-based approximations in shaders. This would provide a broader comparison of performance versus visual quality.</w:t>
+        <w:t xml:space="preserve">In addition, testing could be extended by including more kernel sizes and filter </w:t>
+      </w:r>
+      <w:proofErr w:type="gramStart"/>
+      <w:r>
+        <w:rPr>
+          <w:sz w:val="24"/>
+          <w:szCs w:val="24"/>
+        </w:rPr>
+        <w:t>variations, or</w:t>
+      </w:r>
+      <w:proofErr w:type="gramEnd"/>
+      <w:r>
+        <w:rPr>
+          <w:sz w:val="24"/>
+          <w:szCs w:val="24"/>
+        </w:rPr>
+        <w:t xml:space="preserve"> even comparing against other edge detection methods such as Prewitt or Canny-based approximations in shaders. This would provide a broader comparison of performance versus visual quality.</w:t>
       </w:r>
     </w:p>
     <w:p>
